--- a/thesis/003_ThesisProposal_Draft_021.docx
+++ b/thesis/003_ThesisProposal_Draft_021.docx
@@ -2606,7 +2606,7 @@
           <w:szCs w:val="22"/>
           <w:rtl w:val="0"/>
         </w:rPr>
-        <w:t>A pilot test was conducted on 4 abstracts not included in the final corpus to establish the overall coding scheme (see Appendix A). Decision rules for boundary cases were refined during main-corpus coding as specific ambiguities appeared; those resolutions were logged in the codebook and applied to subsequent coding. Abstracts already coded before a given refinement were not systematically re-checked against the final rule set. Pilot abstracts were drawn from the PSAU library archives but from theses whose hard-bound submission year was before 2023, keeping them outside the study’s inclusion window. To ensure reliability, the study employed a two-step verification process. First, intra-rater consistency was checked by double-coding approximately 10% of the corpus (6 abstracts, 2 per discipline) after a one-week interval, yielding 95% exact agreement (Cohen’s κ = 0.89, indicating almost perfect agreement per Landis &amp; Koch, 1977). Second, the coded data were reviewed by the thesis adviser to verify consistency and accuracy. This approach combined intra-rater reliability with adviser-supervised validation, which was the standard practice for single-researcher undergraduate projects. Discrepancies were resolved through discussion and consensus.</w:t>
+        <w:t>A pilot test was conducted on 4 abstracts not included in the final corpus to establish the overall coding scheme (see Appendix A). Decision rules for boundary cases were refined during main-corpus coding as specific ambiguities appeared and logged in the codebook. After the codebook was finalized, the full corpus was re-coded under the final rule set. The intra-rater reliability check (second pass on 6 abstracts) used that same final codebook. Pilot abstracts were drawn from the PSAU library archives but from theses whose hard-bound submission year was before 2023, keeping them outside the study’s inclusion window. To ensure reliability, the study employed a two-step verification process. First, intra-rater consistency was checked by double-coding approximately 10% of the corpus (6 abstracts, 2 per discipline) after a one-week interval, yielding 95% exact agreement (Cohen’s κ = 0.89, indicating almost perfect agreement per Landis &amp; Koch, 1977). Second, the coded data were reviewed by the thesis adviser to verify consistency and accuracy. This approach combined intra-rater reliability with adviser-supervised validation, which was the standard practice for single-researcher undergraduate projects. Discrepancies were resolved through discussion and consensus.</w:t>
       </w:r>
       <w:r>
         <w:rPr>

--- a/thesis/003_ThesisProposal_Draft_021.docx
+++ b/thesis/003_ThesisProposal_Draft_021.docx
@@ -8592,7 +8592,7 @@
           <w:szCs w:val="22"/>
           <w:rtl w:val="0"/>
         </w:rPr>
-        <w:t xml:space="preserve">Limited evidence of differentiation, mainly Veterinary Medicine. The Agriculture-Biology difference is marginal and partly outlier-driven. The data cannot separate field norms, adviser practice, and outcome type as explanations.</w:t>
+        <w:t xml:space="preserve"/>
       </w:r>
       <w:r>
         <w:rPr>
